--- a/Online_Resource_3_CT_and_UGI_content_audit.docx
+++ b/Online_Resource_3_CT_and_UGI_content_audit.docx
@@ -306,7 +306,7 @@
                 <w:rFonts w:ascii="Times New Roman" w:hAnsi="Times New Roman"/>
                 <w:sz w:val="17"/>
               </w:rPr>
-              <w:t>Duodenal position</w:t>
+              <w:t>Duodenum mentioned</w:t>
             </w:r>
           </w:p>
         </w:tc>
@@ -983,7 +983,7 @@
         <w:spacing w:after="160"/>
       </w:pPr>
       <w:r>
-        <w:t>Content was coded from the findings and conclusion text of each index report using the patterns in Online Resource 1, Section H. Detection percentages are report-level detection among surgically confirmed children, conditional on whether the element was documented. As with the ultrasound audit in the main manuscript, these are associations within routine reports and are not adjusted for indication, age or era; a report describing a mesenteric whirl is, unsurprisingly, a report likely to conclude that malrotation is present, and the value of the tabulation is in showing how often each element was documented at all.</w:t>
+        <w:t>Content was coded from the findings and conclusion text of each index report using the patterns in Online Resource 1, Section H. Detection percentages are report-level detection among surgically confirmed children, conditional on whether the element was documented. The CT row "Duodenum mentioned" counts any mention of the duodenum in the report text and is not a record that duodenal position was assessed. As with the ultrasound audit in the main manuscript, these are associations within routine reports and are not adjusted for indication, age or era; a report describing a mesenteric whirl is, unsurprisingly, a report likely to conclude that malrotation is present, and the value of the tabulation is in showing how often each element was documented at all.</w:t>
       </w:r>
     </w:p>
     <w:p>

--- a/Online_Resource_3_CT_and_UGI_content_audit.docx
+++ b/Online_Resource_3_CT_and_UGI_content_audit.docx
@@ -27,7 +27,7 @@
         <w:rPr>
           <w:b/>
         </w:rPr>
-        <w:t>Table S7. Documented content of the CT and upper gastrointestinal series index reports</w:t>
+        <w:t>Table S7. Documented content of the CT and upper gastrointestinal series index examinations</w:t>
       </w:r>
     </w:p>
     <w:tbl>
@@ -104,7 +104,7 @@
                 <w:b/>
                 <w:sz w:val="17"/>
               </w:rPr>
-              <w:t>Detection when documented, %</w:t>
+              <w:t>Detection when documented</w:t>
             </w:r>
           </w:p>
         </w:tc>
@@ -120,7 +120,7 @@
                 <w:b/>
                 <w:sz w:val="17"/>
               </w:rPr>
-              <w:t>Detection when not documented, %</w:t>
+              <w:t>Detection when not documented</w:t>
             </w:r>
           </w:p>
         </w:tc>
@@ -182,7 +182,7 @@
                 <w:rFonts w:ascii="Times New Roman" w:hAnsi="Times New Roman"/>
                 <w:sz w:val="17"/>
               </w:rPr>
-              <w:t>84.6</w:t>
+              <w:t>44/52 (85%)</w:t>
             </w:r>
           </w:p>
         </w:tc>
@@ -197,7 +197,7 @@
                 <w:rFonts w:ascii="Times New Roman" w:hAnsi="Times New Roman"/>
                 <w:sz w:val="17"/>
               </w:rPr>
-              <w:t>47.4</w:t>
+              <w:t>127/268 (47%)</w:t>
             </w:r>
           </w:p>
         </w:tc>
@@ -259,7 +259,7 @@
                 <w:rFonts w:ascii="Times New Roman" w:hAnsi="Times New Roman"/>
                 <w:sz w:val="17"/>
               </w:rPr>
-              <w:t>98.3</w:t>
+              <w:t>114/116 (98%)</w:t>
             </w:r>
           </w:p>
         </w:tc>
@@ -274,7 +274,7 @@
                 <w:rFonts w:ascii="Times New Roman" w:hAnsi="Times New Roman"/>
                 <w:sz w:val="17"/>
               </w:rPr>
-              <w:t>27.9</w:t>
+              <w:t>57/204 (28%)</w:t>
             </w:r>
           </w:p>
         </w:tc>
@@ -321,7 +321,7 @@
                 <w:rFonts w:ascii="Times New Roman" w:hAnsi="Times New Roman"/>
                 <w:sz w:val="17"/>
               </w:rPr>
-              <w:t>72 (22.5)</w:t>
+              <w:t>73 (22.8)</w:t>
             </w:r>
           </w:p>
         </w:tc>
@@ -336,7 +336,7 @@
                 <w:rFonts w:ascii="Times New Roman" w:hAnsi="Times New Roman"/>
                 <w:sz w:val="17"/>
               </w:rPr>
-              <w:t>59.7</w:t>
+              <w:t>43/73 (59%)</w:t>
             </w:r>
           </w:p>
         </w:tc>
@@ -351,7 +351,7 @@
                 <w:rFonts w:ascii="Times New Roman" w:hAnsi="Times New Roman"/>
                 <w:sz w:val="17"/>
               </w:rPr>
-              <w:t>51.6</w:t>
+              <w:t>128/247 (52%)</w:t>
             </w:r>
           </w:p>
         </w:tc>
@@ -398,7 +398,7 @@
                 <w:rFonts w:ascii="Times New Roman" w:hAnsi="Times New Roman"/>
                 <w:sz w:val="17"/>
               </w:rPr>
-              <w:t>41 (12.8)</w:t>
+              <w:t>43 (13.4)</w:t>
             </w:r>
           </w:p>
         </w:tc>
@@ -413,7 +413,7 @@
                 <w:rFonts w:ascii="Times New Roman" w:hAnsi="Times New Roman"/>
                 <w:sz w:val="17"/>
               </w:rPr>
-              <w:t>85.4</w:t>
+              <w:t>36/43 (84%)</w:t>
             </w:r>
           </w:p>
         </w:tc>
@@ -428,7 +428,7 @@
                 <w:rFonts w:ascii="Times New Roman" w:hAnsi="Times New Roman"/>
                 <w:sz w:val="17"/>
               </w:rPr>
-              <w:t>48.7</w:t>
+              <w:t>135/277 (49%)</w:t>
             </w:r>
           </w:p>
         </w:tc>
@@ -490,7 +490,7 @@
                 <w:rFonts w:ascii="Times New Roman" w:hAnsi="Times New Roman"/>
                 <w:sz w:val="17"/>
               </w:rPr>
-              <w:t>63.7</w:t>
+              <w:t>79/124 (64%)</w:t>
             </w:r>
           </w:p>
         </w:tc>
@@ -505,7 +505,7 @@
                 <w:rFonts w:ascii="Times New Roman" w:hAnsi="Times New Roman"/>
                 <w:sz w:val="17"/>
               </w:rPr>
-              <w:t>46.9</w:t>
+              <w:t>92/196 (47%)</w:t>
             </w:r>
           </w:p>
         </w:tc>
@@ -522,7 +522,7 @@
                 <w:rFonts w:ascii="Times New Roman" w:hAnsi="Times New Roman"/>
                 <w:sz w:val="17"/>
               </w:rPr>
-              <w:t>UGI contrast series (n=301)</w:t>
+              <w:t>Upper gastrointestinal series (n=301)</w:t>
             </w:r>
           </w:p>
         </w:tc>
@@ -552,7 +552,7 @@
                 <w:rFonts w:ascii="Times New Roman" w:hAnsi="Times New Roman"/>
                 <w:sz w:val="17"/>
               </w:rPr>
-              <w:t>164 (54.5)</w:t>
+              <w:t>154 (51.2)</w:t>
             </w:r>
           </w:p>
         </w:tc>
@@ -567,7 +567,7 @@
                 <w:rFonts w:ascii="Times New Roman" w:hAnsi="Times New Roman"/>
                 <w:sz w:val="17"/>
               </w:rPr>
-              <w:t>98.2</w:t>
+              <w:t>153/154 (99%)</w:t>
             </w:r>
           </w:p>
         </w:tc>
@@ -582,7 +582,7 @@
                 <w:rFonts w:ascii="Times New Roman" w:hAnsi="Times New Roman"/>
                 <w:sz w:val="17"/>
               </w:rPr>
-              <w:t>55.5</w:t>
+              <w:t>84/147 (57%)</w:t>
             </w:r>
           </w:p>
         </w:tc>
@@ -599,7 +599,7 @@
                 <w:rFonts w:ascii="Times New Roman" w:hAnsi="Times New Roman"/>
                 <w:sz w:val="17"/>
               </w:rPr>
-              <w:t>UGI contrast series (n=301)</w:t>
+              <w:t>Upper gastrointestinal series (n=301)</w:t>
             </w:r>
           </w:p>
         </w:tc>
@@ -644,7 +644,7 @@
                 <w:rFonts w:ascii="Times New Roman" w:hAnsi="Times New Roman"/>
                 <w:sz w:val="17"/>
               </w:rPr>
-              <w:t>100.0</w:t>
+              <w:t>140/140 (100%)</w:t>
             </w:r>
           </w:p>
         </w:tc>
@@ -659,7 +659,7 @@
                 <w:rFonts w:ascii="Times New Roman" w:hAnsi="Times New Roman"/>
                 <w:sz w:val="17"/>
               </w:rPr>
-              <w:t>60.2</w:t>
+              <w:t>97/161 (60%)</w:t>
             </w:r>
           </w:p>
         </w:tc>
@@ -676,7 +676,7 @@
                 <w:rFonts w:ascii="Times New Roman" w:hAnsi="Times New Roman"/>
                 <w:sz w:val="17"/>
               </w:rPr>
-              <w:t>UGI contrast series (n=301)</w:t>
+              <w:t>Upper gastrointestinal series (n=301)</w:t>
             </w:r>
           </w:p>
         </w:tc>
@@ -706,7 +706,7 @@
                 <w:rFonts w:ascii="Times New Roman" w:hAnsi="Times New Roman"/>
                 <w:sz w:val="17"/>
               </w:rPr>
-              <w:t>212 (70.4)</w:t>
+              <w:t>213 (70.8)</w:t>
             </w:r>
           </w:p>
         </w:tc>
@@ -721,7 +721,7 @@
                 <w:rFonts w:ascii="Times New Roman" w:hAnsi="Times New Roman"/>
                 <w:sz w:val="17"/>
               </w:rPr>
-              <w:t>93.9</w:t>
+              <w:t>200/213 (94%)</w:t>
             </w:r>
           </w:p>
         </w:tc>
@@ -736,7 +736,7 @@
                 <w:rFonts w:ascii="Times New Roman" w:hAnsi="Times New Roman"/>
                 <w:sz w:val="17"/>
               </w:rPr>
-              <w:t>42.7</w:t>
+              <w:t>37/88 (42%)</w:t>
             </w:r>
           </w:p>
         </w:tc>
@@ -753,7 +753,7 @@
                 <w:rFonts w:ascii="Times New Roman" w:hAnsi="Times New Roman"/>
                 <w:sz w:val="17"/>
               </w:rPr>
-              <w:t>UGI contrast series (n=301)</w:t>
+              <w:t>Upper gastrointestinal series (n=301)</w:t>
             </w:r>
           </w:p>
         </w:tc>
@@ -798,7 +798,7 @@
                 <w:rFonts w:ascii="Times New Roman" w:hAnsi="Times New Roman"/>
                 <w:sz w:val="17"/>
               </w:rPr>
-              <w:t>90.0</w:t>
+              <w:t>180/200 (90%)</w:t>
             </w:r>
           </w:p>
         </w:tc>
@@ -813,7 +813,7 @@
                 <w:rFonts w:ascii="Times New Roman" w:hAnsi="Times New Roman"/>
                 <w:sz w:val="17"/>
               </w:rPr>
-              <w:t>56.4</w:t>
+              <w:t>57/101 (56%)</w:t>
             </w:r>
           </w:p>
         </w:tc>
@@ -830,7 +830,7 @@
                 <w:rFonts w:ascii="Times New Roman" w:hAnsi="Times New Roman"/>
                 <w:sz w:val="17"/>
               </w:rPr>
-              <w:t>UGI contrast series (n=301)</w:t>
+              <w:t>Upper gastrointestinal series (n=301)</w:t>
             </w:r>
           </w:p>
         </w:tc>
@@ -875,7 +875,7 @@
                 <w:rFonts w:ascii="Times New Roman" w:hAnsi="Times New Roman"/>
                 <w:sz w:val="17"/>
               </w:rPr>
-              <w:t>78.3</w:t>
+              <w:t>224/286 (78%)</w:t>
             </w:r>
           </w:p>
         </w:tc>
@@ -890,7 +890,7 @@
                 <w:rFonts w:ascii="Times New Roman" w:hAnsi="Times New Roman"/>
                 <w:sz w:val="17"/>
               </w:rPr>
-              <w:t>86.7</w:t>
+              <w:t>13/15 (87%)</w:t>
             </w:r>
           </w:p>
         </w:tc>
@@ -907,7 +907,7 @@
                 <w:rFonts w:ascii="Times New Roman" w:hAnsi="Times New Roman"/>
                 <w:sz w:val="17"/>
               </w:rPr>
-              <w:t>UGI contrast series (n=301)</w:t>
+              <w:t>Upper gastrointestinal series (n=301)</w:t>
             </w:r>
           </w:p>
         </w:tc>
@@ -952,7 +952,7 @@
                 <w:rFonts w:ascii="Times New Roman" w:hAnsi="Times New Roman"/>
                 <w:sz w:val="17"/>
               </w:rPr>
-              <w:t>94.1</w:t>
+              <w:t>16/17 (94%)</w:t>
             </w:r>
           </w:p>
         </w:tc>
@@ -967,7 +967,7 @@
                 <w:rFonts w:ascii="Times New Roman" w:hAnsi="Times New Roman"/>
                 <w:sz w:val="17"/>
               </w:rPr>
-              <w:t>77.8</w:t>
+              <w:t>221/284 (78%)</w:t>
             </w:r>
           </w:p>
         </w:tc>
@@ -983,7 +983,7 @@
         <w:spacing w:after="160"/>
       </w:pPr>
       <w:r>
-        <w:t>Content was coded from the findings and conclusion text of each index report using the patterns in Online Resource 1, Section H. Detection percentages are report-level detection among surgically confirmed children, conditional on whether the element was documented. The CT row "Duodenum mentioned" counts any mention of the duodenum in the report text and is not a record that duodenal position was assessed. As with the ultrasound audit in the main manuscript, these are associations within routine reports and are not adjusted for indication, age or era; a report describing a mesenteric whirl is, unsurprisingly, a report likely to conclude that malrotation is present, and the value of the tabulation is in showing how often each element was documented at all.</w:t>
+        <w:t>Content was coded from the findings and conclusion text of each index examination episode using the patterns in Online Resource 1, Section H. Detection percentages are report-level detection among surgically confirmed children, conditional on whether the element was documented. The CT row "Duodenum mentioned" counts any mention of the duodenum in the report text and is not a record that duodenal position was assessed. As with the ultrasound audit in the main manuscript, these are associations within routine reports and are not adjusted for indication, age or era; a report describing a mesenteric whirl is, unsurprisingly, a report likely to conclude that malrotation is present, and the value of the tabulation is in showing how often each element was documented at all.</w:t>
       </w:r>
     </w:p>
     <w:p>
@@ -991,7 +991,7 @@
         <w:spacing w:after="160"/>
       </w:pPr>
       <w:r>
-        <w:t>Two observations are worth noting alongside the ultrasound findings. First, the upper gastrointestinal series was the only modality whose routine reports documented the anatomical landmark that defines malrotation — the duodenojejunal junction — in a majority of examinations (54.5%), and jejunal position in 70.4%. Second, the mesenteric whirl was documented in only 36.2% of CT reports, and contrast enhancement, which is what renders the whirl visible, was used in only 16.2%; the two together account for most of the observed CT detection rate.</w:t>
+        <w:t>Two observations are worth noting alongside the ultrasound findings. First, the upper gastrointestinal series was the only modality whose routine reports documented the anatomical landmark that defines malrotation — the duodenojejunal junction — in about half of examinations (51.2%), and jejunal position in 70.8%. Second, the mesenteric whirl was documented in only 36.2% of CT examinations, and contrast enhancement, which is what renders the whirl visible, was used in only 16.2%; the two together account for most of the observed CT detection rate.</w:t>
       </w:r>
     </w:p>
     <w:sectPr>

--- a/Online_Resource_3_CT_and_UGI_content_audit.docx
+++ b/Online_Resource_3_CT_and_UGI_content_audit.docx
@@ -983,7 +983,7 @@
         <w:spacing w:after="160"/>
       </w:pPr>
       <w:r>
-        <w:t>Content was coded from the findings and conclusion text of each index examination episode using the patterns in Online Resource 1, Section H. Detection percentages are report-level detection among surgically confirmed children, conditional on whether the element was documented. The CT row "Duodenum mentioned" counts any mention of the duodenum in the report text and is not a record that duodenal position was assessed. As with the ultrasound audit in the main manuscript, these are associations within routine reports and are not adjusted for indication, age or era; a report describing a mesenteric whirl is, unsurprisingly, a report likely to conclude that malrotation is present, and the value of the tabulation is in showing how often each element was documented at all.</w:t>
+        <w:t>Content was coded from the findings and conclusion text of each index examination episode using the patterns in Online Resource 1, Section H. Detection percentages are report-level detection among surgically confirmed children, conditional on whether the element was documented. The CT row "Duodenum mentioned" counts any mention of the duodenum in the report text and is not a record that duodenal position was assessed. As with the ultrasound audit in the main manuscript, these are associations within routine reports and are not adjusted for indication, age or era: a report describing a mesenteric whirl is likely to conclude that malrotation is present. The tabulation is informative for how often each element was documented, not for the strength of these associations.</w:t>
       </w:r>
     </w:p>
     <w:p>
@@ -991,7 +991,7 @@
         <w:spacing w:after="160"/>
       </w:pPr>
       <w:r>
-        <w:t>Two observations are worth noting alongside the ultrasound findings. First, the upper gastrointestinal series was the only modality whose routine reports documented the anatomical landmark that defines malrotation — the duodenojejunal junction — in about half of examinations (51.2%), and jejunal position in 70.8%. Second, the mesenteric whirl was documented in only 36.2% of CT examinations, and contrast enhancement, which is what renders the whirl visible, was used in only 16.2%; the two together account for most of the observed CT detection rate.</w:t>
+        <w:t>Two features of these reports bear on the ultrasound findings. The upper gastrointestinal series was the only modality whose routine reports documented the duodenojejunal junction, the anatomical landmark that defines malrotation, in about half of examinations (51.2%), and jejunal position in 70.8%. The mesenteric whirl was documented in only 36.2% of CT examinations, and contrast enhancement, which renders the whirl visible, was used in only 16.2%; together these account for most of the observed CT detection rate.</w:t>
       </w:r>
     </w:p>
     <w:sectPr>

--- a/Online_Resource_3_CT_and_UGI_content_audit.docx
+++ b/Online_Resource_3_CT_and_UGI_content_audit.docx
@@ -182,7 +182,7 @@
                 <w:rFonts w:ascii="Times New Roman" w:hAnsi="Times New Roman"/>
                 <w:sz w:val="17"/>
               </w:rPr>
-              <w:t>44/52 (85%)</w:t>
+              <w:t>42/52 (81%)</w:t>
             </w:r>
           </w:p>
         </w:tc>
@@ -274,7 +274,7 @@
                 <w:rFonts w:ascii="Times New Roman" w:hAnsi="Times New Roman"/>
                 <w:sz w:val="17"/>
               </w:rPr>
-              <w:t>57/204 (28%)</w:t>
+              <w:t>55/204 (27%)</w:t>
             </w:r>
           </w:p>
         </w:tc>
@@ -351,7 +351,7 @@
                 <w:rFonts w:ascii="Times New Roman" w:hAnsi="Times New Roman"/>
                 <w:sz w:val="17"/>
               </w:rPr>
-              <w:t>128/247 (52%)</w:t>
+              <w:t>126/247 (51%)</w:t>
             </w:r>
           </w:p>
         </w:tc>
@@ -413,7 +413,7 @@
                 <w:rFonts w:ascii="Times New Roman" w:hAnsi="Times New Roman"/>
                 <w:sz w:val="17"/>
               </w:rPr>
-              <w:t>36/43 (84%)</w:t>
+              <w:t>34/43 (79%)</w:t>
             </w:r>
           </w:p>
         </w:tc>
@@ -490,7 +490,7 @@
                 <w:rFonts w:ascii="Times New Roman" w:hAnsi="Times New Roman"/>
                 <w:sz w:val="17"/>
               </w:rPr>
-              <w:t>79/124 (64%)</w:t>
+              <w:t>78/124 (63%)</w:t>
             </w:r>
           </w:p>
         </w:tc>
@@ -505,7 +505,7 @@
                 <w:rFonts w:ascii="Times New Roman" w:hAnsi="Times New Roman"/>
                 <w:sz w:val="17"/>
               </w:rPr>
-              <w:t>92/196 (47%)</w:t>
+              <w:t>91/196 (46%)</w:t>
             </w:r>
           </w:p>
         </w:tc>

--- a/Online_Resource_3_CT_and_UGI_content_audit.docx
+++ b/Online_Resource_3_CT_and_UGI_content_audit.docx
@@ -32,9 +32,16 @@
     </w:p>
     <w:tbl>
       <w:tblPr>
-        <w:tblStyle w:val="LightGrid-Accent1"/>
         <w:tblW w:type="auto" w:w="0"/>
         <w:tblLook w:firstColumn="1" w:firstRow="1" w:lastColumn="0" w:lastRow="0" w:noHBand="0" w:noVBand="1" w:val="04A0"/>
+        <w:tblBorders>
+          <w:top w:sz="0" w:val="nil" w:color="auto"/>
+          <w:left w:sz="0" w:val="nil" w:color="auto"/>
+          <w:bottom w:sz="0" w:val="nil" w:color="auto"/>
+          <w:right w:sz="0" w:val="nil" w:color="auto"/>
+          <w:insideH w:sz="0" w:val="nil" w:color="auto"/>
+          <w:insideV w:sz="0" w:val="nil" w:color="auto"/>
+        </w:tblBorders>
       </w:tblPr>
       <w:tblGrid>
         <w:gridCol w:w="1872"/>
@@ -47,8 +54,17 @@
         <w:tc>
           <w:tcPr>
             <w:tcW w:type="dxa" w:w="1872"/>
+            <w:tcBorders>
+              <w:left w:sz="0" w:val="nil" w:color="auto"/>
+              <w:right w:sz="0" w:val="nil" w:color="auto"/>
+              <w:top w:sz="12" w:val="single" w:color="000000"/>
+              <w:bottom w:sz="6" w:val="single" w:color="000000"/>
+            </w:tcBorders>
           </w:tcPr>
           <w:p>
+            <w:pPr>
+              <w:spacing w:after="40" w:before="40"/>
+            </w:pPr>
             <w:r/>
             <w:r>
               <w:rPr>
@@ -63,8 +79,17 @@
         <w:tc>
           <w:tcPr>
             <w:tcW w:type="dxa" w:w="1872"/>
+            <w:tcBorders>
+              <w:left w:sz="0" w:val="nil" w:color="auto"/>
+              <w:right w:sz="0" w:val="nil" w:color="auto"/>
+              <w:top w:sz="12" w:val="single" w:color="000000"/>
+              <w:bottom w:sz="6" w:val="single" w:color="000000"/>
+            </w:tcBorders>
           </w:tcPr>
           <w:p>
+            <w:pPr>
+              <w:spacing w:after="40" w:before="40"/>
+            </w:pPr>
             <w:r/>
             <w:r>
               <w:rPr>
@@ -79,8 +104,17 @@
         <w:tc>
           <w:tcPr>
             <w:tcW w:type="dxa" w:w="1872"/>
+            <w:tcBorders>
+              <w:left w:sz="0" w:val="nil" w:color="auto"/>
+              <w:right w:sz="0" w:val="nil" w:color="auto"/>
+              <w:top w:sz="12" w:val="single" w:color="000000"/>
+              <w:bottom w:sz="6" w:val="single" w:color="000000"/>
+            </w:tcBorders>
           </w:tcPr>
           <w:p>
+            <w:pPr>
+              <w:spacing w:after="40" w:before="40"/>
+            </w:pPr>
             <w:r/>
             <w:r>
               <w:rPr>
@@ -95,8 +129,17 @@
         <w:tc>
           <w:tcPr>
             <w:tcW w:type="dxa" w:w="1872"/>
+            <w:tcBorders>
+              <w:left w:sz="0" w:val="nil" w:color="auto"/>
+              <w:right w:sz="0" w:val="nil" w:color="auto"/>
+              <w:top w:sz="12" w:val="single" w:color="000000"/>
+              <w:bottom w:sz="6" w:val="single" w:color="000000"/>
+            </w:tcBorders>
           </w:tcPr>
           <w:p>
+            <w:pPr>
+              <w:spacing w:after="40" w:before="40"/>
+            </w:pPr>
             <w:r/>
             <w:r>
               <w:rPr>
@@ -111,8 +154,17 @@
         <w:tc>
           <w:tcPr>
             <w:tcW w:type="dxa" w:w="1872"/>
+            <w:tcBorders>
+              <w:left w:sz="0" w:val="nil" w:color="auto"/>
+              <w:right w:sz="0" w:val="nil" w:color="auto"/>
+              <w:top w:sz="12" w:val="single" w:color="000000"/>
+              <w:bottom w:sz="6" w:val="single" w:color="000000"/>
+            </w:tcBorders>
           </w:tcPr>
           <w:p>
+            <w:pPr>
+              <w:spacing w:after="40" w:before="40"/>
+            </w:pPr>
             <w:r/>
             <w:r>
               <w:rPr>
@@ -129,8 +181,17 @@
         <w:tc>
           <w:tcPr>
             <w:tcW w:type="dxa" w:w="1872"/>
+            <w:tcBorders>
+              <w:left w:sz="0" w:val="nil" w:color="auto"/>
+              <w:right w:sz="0" w:val="nil" w:color="auto"/>
+              <w:top w:sz="0" w:val="nil" w:color="auto"/>
+              <w:bottom w:sz="0" w:val="nil" w:color="auto"/>
+            </w:tcBorders>
           </w:tcPr>
           <w:p>
+            <w:pPr>
+              <w:spacing w:after="40" w:before="40"/>
+            </w:pPr>
             <w:r/>
             <w:r>
               <w:rPr>
@@ -144,8 +205,17 @@
         <w:tc>
           <w:tcPr>
             <w:tcW w:type="dxa" w:w="1872"/>
+            <w:tcBorders>
+              <w:left w:sz="0" w:val="nil" w:color="auto"/>
+              <w:right w:sz="0" w:val="nil" w:color="auto"/>
+              <w:top w:sz="0" w:val="nil" w:color="auto"/>
+              <w:bottom w:sz="0" w:val="nil" w:color="auto"/>
+            </w:tcBorders>
           </w:tcPr>
           <w:p>
+            <w:pPr>
+              <w:spacing w:after="40" w:before="40"/>
+            </w:pPr>
             <w:r/>
             <w:r>
               <w:rPr>
@@ -159,8 +229,17 @@
         <w:tc>
           <w:tcPr>
             <w:tcW w:type="dxa" w:w="1872"/>
+            <w:tcBorders>
+              <w:left w:sz="0" w:val="nil" w:color="auto"/>
+              <w:right w:sz="0" w:val="nil" w:color="auto"/>
+              <w:top w:sz="0" w:val="nil" w:color="auto"/>
+              <w:bottom w:sz="0" w:val="nil" w:color="auto"/>
+            </w:tcBorders>
           </w:tcPr>
           <w:p>
+            <w:pPr>
+              <w:spacing w:after="40" w:before="40"/>
+            </w:pPr>
             <w:r/>
             <w:r>
               <w:rPr>
@@ -174,8 +253,17 @@
         <w:tc>
           <w:tcPr>
             <w:tcW w:type="dxa" w:w="1872"/>
+            <w:tcBorders>
+              <w:left w:sz="0" w:val="nil" w:color="auto"/>
+              <w:right w:sz="0" w:val="nil" w:color="auto"/>
+              <w:top w:sz="0" w:val="nil" w:color="auto"/>
+              <w:bottom w:sz="0" w:val="nil" w:color="auto"/>
+            </w:tcBorders>
           </w:tcPr>
           <w:p>
+            <w:pPr>
+              <w:spacing w:after="40" w:before="40"/>
+            </w:pPr>
             <w:r/>
             <w:r>
               <w:rPr>
@@ -189,8 +277,17 @@
         <w:tc>
           <w:tcPr>
             <w:tcW w:type="dxa" w:w="1872"/>
+            <w:tcBorders>
+              <w:left w:sz="0" w:val="nil" w:color="auto"/>
+              <w:right w:sz="0" w:val="nil" w:color="auto"/>
+              <w:top w:sz="0" w:val="nil" w:color="auto"/>
+              <w:bottom w:sz="0" w:val="nil" w:color="auto"/>
+            </w:tcBorders>
           </w:tcPr>
           <w:p>
+            <w:pPr>
+              <w:spacing w:after="40" w:before="40"/>
+            </w:pPr>
             <w:r/>
             <w:r>
               <w:rPr>
@@ -206,8 +303,17 @@
         <w:tc>
           <w:tcPr>
             <w:tcW w:type="dxa" w:w="1872"/>
+            <w:tcBorders>
+              <w:left w:sz="0" w:val="nil" w:color="auto"/>
+              <w:right w:sz="0" w:val="nil" w:color="auto"/>
+              <w:top w:sz="0" w:val="nil" w:color="auto"/>
+              <w:bottom w:sz="0" w:val="nil" w:color="auto"/>
+            </w:tcBorders>
           </w:tcPr>
           <w:p>
+            <w:pPr>
+              <w:spacing w:after="40" w:before="40"/>
+            </w:pPr>
             <w:r/>
             <w:r>
               <w:rPr>
@@ -221,8 +327,17 @@
         <w:tc>
           <w:tcPr>
             <w:tcW w:type="dxa" w:w="1872"/>
+            <w:tcBorders>
+              <w:left w:sz="0" w:val="nil" w:color="auto"/>
+              <w:right w:sz="0" w:val="nil" w:color="auto"/>
+              <w:top w:sz="0" w:val="nil" w:color="auto"/>
+              <w:bottom w:sz="0" w:val="nil" w:color="auto"/>
+            </w:tcBorders>
           </w:tcPr>
           <w:p>
+            <w:pPr>
+              <w:spacing w:after="40" w:before="40"/>
+            </w:pPr>
             <w:r/>
             <w:r>
               <w:rPr>
@@ -236,8 +351,17 @@
         <w:tc>
           <w:tcPr>
             <w:tcW w:type="dxa" w:w="1872"/>
+            <w:tcBorders>
+              <w:left w:sz="0" w:val="nil" w:color="auto"/>
+              <w:right w:sz="0" w:val="nil" w:color="auto"/>
+              <w:top w:sz="0" w:val="nil" w:color="auto"/>
+              <w:bottom w:sz="0" w:val="nil" w:color="auto"/>
+            </w:tcBorders>
           </w:tcPr>
           <w:p>
+            <w:pPr>
+              <w:spacing w:after="40" w:before="40"/>
+            </w:pPr>
             <w:r/>
             <w:r>
               <w:rPr>
@@ -251,8 +375,17 @@
         <w:tc>
           <w:tcPr>
             <w:tcW w:type="dxa" w:w="1872"/>
+            <w:tcBorders>
+              <w:left w:sz="0" w:val="nil" w:color="auto"/>
+              <w:right w:sz="0" w:val="nil" w:color="auto"/>
+              <w:top w:sz="0" w:val="nil" w:color="auto"/>
+              <w:bottom w:sz="0" w:val="nil" w:color="auto"/>
+            </w:tcBorders>
           </w:tcPr>
           <w:p>
+            <w:pPr>
+              <w:spacing w:after="40" w:before="40"/>
+            </w:pPr>
             <w:r/>
             <w:r>
               <w:rPr>
@@ -266,8 +399,17 @@
         <w:tc>
           <w:tcPr>
             <w:tcW w:type="dxa" w:w="1872"/>
+            <w:tcBorders>
+              <w:left w:sz="0" w:val="nil" w:color="auto"/>
+              <w:right w:sz="0" w:val="nil" w:color="auto"/>
+              <w:top w:sz="0" w:val="nil" w:color="auto"/>
+              <w:bottom w:sz="0" w:val="nil" w:color="auto"/>
+            </w:tcBorders>
           </w:tcPr>
           <w:p>
+            <w:pPr>
+              <w:spacing w:after="40" w:before="40"/>
+            </w:pPr>
             <w:r/>
             <w:r>
               <w:rPr>
@@ -283,8 +425,17 @@
         <w:tc>
           <w:tcPr>
             <w:tcW w:type="dxa" w:w="1872"/>
+            <w:tcBorders>
+              <w:left w:sz="0" w:val="nil" w:color="auto"/>
+              <w:right w:sz="0" w:val="nil" w:color="auto"/>
+              <w:top w:sz="0" w:val="nil" w:color="auto"/>
+              <w:bottom w:sz="0" w:val="nil" w:color="auto"/>
+            </w:tcBorders>
           </w:tcPr>
           <w:p>
+            <w:pPr>
+              <w:spacing w:after="40" w:before="40"/>
+            </w:pPr>
             <w:r/>
             <w:r>
               <w:rPr>
@@ -298,8 +449,17 @@
         <w:tc>
           <w:tcPr>
             <w:tcW w:type="dxa" w:w="1872"/>
+            <w:tcBorders>
+              <w:left w:sz="0" w:val="nil" w:color="auto"/>
+              <w:right w:sz="0" w:val="nil" w:color="auto"/>
+              <w:top w:sz="0" w:val="nil" w:color="auto"/>
+              <w:bottom w:sz="0" w:val="nil" w:color="auto"/>
+            </w:tcBorders>
           </w:tcPr>
           <w:p>
+            <w:pPr>
+              <w:spacing w:after="40" w:before="40"/>
+            </w:pPr>
             <w:r/>
             <w:r>
               <w:rPr>
@@ -313,8 +473,17 @@
         <w:tc>
           <w:tcPr>
             <w:tcW w:type="dxa" w:w="1872"/>
+            <w:tcBorders>
+              <w:left w:sz="0" w:val="nil" w:color="auto"/>
+              <w:right w:sz="0" w:val="nil" w:color="auto"/>
+              <w:top w:sz="0" w:val="nil" w:color="auto"/>
+              <w:bottom w:sz="0" w:val="nil" w:color="auto"/>
+            </w:tcBorders>
           </w:tcPr>
           <w:p>
+            <w:pPr>
+              <w:spacing w:after="40" w:before="40"/>
+            </w:pPr>
             <w:r/>
             <w:r>
               <w:rPr>
@@ -328,8 +497,17 @@
         <w:tc>
           <w:tcPr>
             <w:tcW w:type="dxa" w:w="1872"/>
+            <w:tcBorders>
+              <w:left w:sz="0" w:val="nil" w:color="auto"/>
+              <w:right w:sz="0" w:val="nil" w:color="auto"/>
+              <w:top w:sz="0" w:val="nil" w:color="auto"/>
+              <w:bottom w:sz="0" w:val="nil" w:color="auto"/>
+            </w:tcBorders>
           </w:tcPr>
           <w:p>
+            <w:pPr>
+              <w:spacing w:after="40" w:before="40"/>
+            </w:pPr>
             <w:r/>
             <w:r>
               <w:rPr>
@@ -343,8 +521,17 @@
         <w:tc>
           <w:tcPr>
             <w:tcW w:type="dxa" w:w="1872"/>
+            <w:tcBorders>
+              <w:left w:sz="0" w:val="nil" w:color="auto"/>
+              <w:right w:sz="0" w:val="nil" w:color="auto"/>
+              <w:top w:sz="0" w:val="nil" w:color="auto"/>
+              <w:bottom w:sz="0" w:val="nil" w:color="auto"/>
+            </w:tcBorders>
           </w:tcPr>
           <w:p>
+            <w:pPr>
+              <w:spacing w:after="40" w:before="40"/>
+            </w:pPr>
             <w:r/>
             <w:r>
               <w:rPr>
@@ -360,8 +547,17 @@
         <w:tc>
           <w:tcPr>
             <w:tcW w:type="dxa" w:w="1872"/>
+            <w:tcBorders>
+              <w:left w:sz="0" w:val="nil" w:color="auto"/>
+              <w:right w:sz="0" w:val="nil" w:color="auto"/>
+              <w:top w:sz="0" w:val="nil" w:color="auto"/>
+              <w:bottom w:sz="0" w:val="nil" w:color="auto"/>
+            </w:tcBorders>
           </w:tcPr>
           <w:p>
+            <w:pPr>
+              <w:spacing w:after="40" w:before="40"/>
+            </w:pPr>
             <w:r/>
             <w:r>
               <w:rPr>
@@ -375,8 +571,17 @@
         <w:tc>
           <w:tcPr>
             <w:tcW w:type="dxa" w:w="1872"/>
+            <w:tcBorders>
+              <w:left w:sz="0" w:val="nil" w:color="auto"/>
+              <w:right w:sz="0" w:val="nil" w:color="auto"/>
+              <w:top w:sz="0" w:val="nil" w:color="auto"/>
+              <w:bottom w:sz="0" w:val="nil" w:color="auto"/>
+            </w:tcBorders>
           </w:tcPr>
           <w:p>
+            <w:pPr>
+              <w:spacing w:after="40" w:before="40"/>
+            </w:pPr>
             <w:r/>
             <w:r>
               <w:rPr>
@@ -390,8 +595,17 @@
         <w:tc>
           <w:tcPr>
             <w:tcW w:type="dxa" w:w="1872"/>
+            <w:tcBorders>
+              <w:left w:sz="0" w:val="nil" w:color="auto"/>
+              <w:right w:sz="0" w:val="nil" w:color="auto"/>
+              <w:top w:sz="0" w:val="nil" w:color="auto"/>
+              <w:bottom w:sz="0" w:val="nil" w:color="auto"/>
+            </w:tcBorders>
           </w:tcPr>
           <w:p>
+            <w:pPr>
+              <w:spacing w:after="40" w:before="40"/>
+            </w:pPr>
             <w:r/>
             <w:r>
               <w:rPr>
@@ -405,8 +619,17 @@
         <w:tc>
           <w:tcPr>
             <w:tcW w:type="dxa" w:w="1872"/>
+            <w:tcBorders>
+              <w:left w:sz="0" w:val="nil" w:color="auto"/>
+              <w:right w:sz="0" w:val="nil" w:color="auto"/>
+              <w:top w:sz="0" w:val="nil" w:color="auto"/>
+              <w:bottom w:sz="0" w:val="nil" w:color="auto"/>
+            </w:tcBorders>
           </w:tcPr>
           <w:p>
+            <w:pPr>
+              <w:spacing w:after="40" w:before="40"/>
+            </w:pPr>
             <w:r/>
             <w:r>
               <w:rPr>
@@ -420,8 +643,17 @@
         <w:tc>
           <w:tcPr>
             <w:tcW w:type="dxa" w:w="1872"/>
+            <w:tcBorders>
+              <w:left w:sz="0" w:val="nil" w:color="auto"/>
+              <w:right w:sz="0" w:val="nil" w:color="auto"/>
+              <w:top w:sz="0" w:val="nil" w:color="auto"/>
+              <w:bottom w:sz="0" w:val="nil" w:color="auto"/>
+            </w:tcBorders>
           </w:tcPr>
           <w:p>
+            <w:pPr>
+              <w:spacing w:after="40" w:before="40"/>
+            </w:pPr>
             <w:r/>
             <w:r>
               <w:rPr>
@@ -437,8 +669,17 @@
         <w:tc>
           <w:tcPr>
             <w:tcW w:type="dxa" w:w="1872"/>
+            <w:tcBorders>
+              <w:left w:sz="0" w:val="nil" w:color="auto"/>
+              <w:right w:sz="0" w:val="nil" w:color="auto"/>
+              <w:top w:sz="0" w:val="nil" w:color="auto"/>
+              <w:bottom w:sz="0" w:val="nil" w:color="auto"/>
+            </w:tcBorders>
           </w:tcPr>
           <w:p>
+            <w:pPr>
+              <w:spacing w:after="40" w:before="40"/>
+            </w:pPr>
             <w:r/>
             <w:r>
               <w:rPr>
@@ -452,8 +693,17 @@
         <w:tc>
           <w:tcPr>
             <w:tcW w:type="dxa" w:w="1872"/>
+            <w:tcBorders>
+              <w:left w:sz="0" w:val="nil" w:color="auto"/>
+              <w:right w:sz="0" w:val="nil" w:color="auto"/>
+              <w:top w:sz="0" w:val="nil" w:color="auto"/>
+              <w:bottom w:sz="0" w:val="nil" w:color="auto"/>
+            </w:tcBorders>
           </w:tcPr>
           <w:p>
+            <w:pPr>
+              <w:spacing w:after="40" w:before="40"/>
+            </w:pPr>
             <w:r/>
             <w:r>
               <w:rPr>
@@ -467,8 +717,17 @@
         <w:tc>
           <w:tcPr>
             <w:tcW w:type="dxa" w:w="1872"/>
+            <w:tcBorders>
+              <w:left w:sz="0" w:val="nil" w:color="auto"/>
+              <w:right w:sz="0" w:val="nil" w:color="auto"/>
+              <w:top w:sz="0" w:val="nil" w:color="auto"/>
+              <w:bottom w:sz="0" w:val="nil" w:color="auto"/>
+            </w:tcBorders>
           </w:tcPr>
           <w:p>
+            <w:pPr>
+              <w:spacing w:after="40" w:before="40"/>
+            </w:pPr>
             <w:r/>
             <w:r>
               <w:rPr>
@@ -482,8 +741,17 @@
         <w:tc>
           <w:tcPr>
             <w:tcW w:type="dxa" w:w="1872"/>
+            <w:tcBorders>
+              <w:left w:sz="0" w:val="nil" w:color="auto"/>
+              <w:right w:sz="0" w:val="nil" w:color="auto"/>
+              <w:top w:sz="0" w:val="nil" w:color="auto"/>
+              <w:bottom w:sz="0" w:val="nil" w:color="auto"/>
+            </w:tcBorders>
           </w:tcPr>
           <w:p>
+            <w:pPr>
+              <w:spacing w:after="40" w:before="40"/>
+            </w:pPr>
             <w:r/>
             <w:r>
               <w:rPr>
@@ -497,8 +765,17 @@
         <w:tc>
           <w:tcPr>
             <w:tcW w:type="dxa" w:w="1872"/>
+            <w:tcBorders>
+              <w:left w:sz="0" w:val="nil" w:color="auto"/>
+              <w:right w:sz="0" w:val="nil" w:color="auto"/>
+              <w:top w:sz="0" w:val="nil" w:color="auto"/>
+              <w:bottom w:sz="0" w:val="nil" w:color="auto"/>
+            </w:tcBorders>
           </w:tcPr>
           <w:p>
+            <w:pPr>
+              <w:spacing w:after="40" w:before="40"/>
+            </w:pPr>
             <w:r/>
             <w:r>
               <w:rPr>
@@ -514,8 +791,17 @@
         <w:tc>
           <w:tcPr>
             <w:tcW w:type="dxa" w:w="1872"/>
+            <w:tcBorders>
+              <w:left w:sz="0" w:val="nil" w:color="auto"/>
+              <w:right w:sz="0" w:val="nil" w:color="auto"/>
+              <w:top w:sz="0" w:val="nil" w:color="auto"/>
+              <w:bottom w:sz="0" w:val="nil" w:color="auto"/>
+            </w:tcBorders>
           </w:tcPr>
           <w:p>
+            <w:pPr>
+              <w:spacing w:after="40" w:before="40"/>
+            </w:pPr>
             <w:r/>
             <w:r>
               <w:rPr>
@@ -529,8 +815,17 @@
         <w:tc>
           <w:tcPr>
             <w:tcW w:type="dxa" w:w="1872"/>
+            <w:tcBorders>
+              <w:left w:sz="0" w:val="nil" w:color="auto"/>
+              <w:right w:sz="0" w:val="nil" w:color="auto"/>
+              <w:top w:sz="0" w:val="nil" w:color="auto"/>
+              <w:bottom w:sz="0" w:val="nil" w:color="auto"/>
+            </w:tcBorders>
           </w:tcPr>
           <w:p>
+            <w:pPr>
+              <w:spacing w:after="40" w:before="40"/>
+            </w:pPr>
             <w:r/>
             <w:r>
               <w:rPr>
@@ -544,8 +839,17 @@
         <w:tc>
           <w:tcPr>
             <w:tcW w:type="dxa" w:w="1872"/>
+            <w:tcBorders>
+              <w:left w:sz="0" w:val="nil" w:color="auto"/>
+              <w:right w:sz="0" w:val="nil" w:color="auto"/>
+              <w:top w:sz="0" w:val="nil" w:color="auto"/>
+              <w:bottom w:sz="0" w:val="nil" w:color="auto"/>
+            </w:tcBorders>
           </w:tcPr>
           <w:p>
+            <w:pPr>
+              <w:spacing w:after="40" w:before="40"/>
+            </w:pPr>
             <w:r/>
             <w:r>
               <w:rPr>
@@ -559,8 +863,17 @@
         <w:tc>
           <w:tcPr>
             <w:tcW w:type="dxa" w:w="1872"/>
+            <w:tcBorders>
+              <w:left w:sz="0" w:val="nil" w:color="auto"/>
+              <w:right w:sz="0" w:val="nil" w:color="auto"/>
+              <w:top w:sz="0" w:val="nil" w:color="auto"/>
+              <w:bottom w:sz="0" w:val="nil" w:color="auto"/>
+            </w:tcBorders>
           </w:tcPr>
           <w:p>
+            <w:pPr>
+              <w:spacing w:after="40" w:before="40"/>
+            </w:pPr>
             <w:r/>
             <w:r>
               <w:rPr>
@@ -574,8 +887,17 @@
         <w:tc>
           <w:tcPr>
             <w:tcW w:type="dxa" w:w="1872"/>
+            <w:tcBorders>
+              <w:left w:sz="0" w:val="nil" w:color="auto"/>
+              <w:right w:sz="0" w:val="nil" w:color="auto"/>
+              <w:top w:sz="0" w:val="nil" w:color="auto"/>
+              <w:bottom w:sz="0" w:val="nil" w:color="auto"/>
+            </w:tcBorders>
           </w:tcPr>
           <w:p>
+            <w:pPr>
+              <w:spacing w:after="40" w:before="40"/>
+            </w:pPr>
             <w:r/>
             <w:r>
               <w:rPr>
@@ -591,8 +913,17 @@
         <w:tc>
           <w:tcPr>
             <w:tcW w:type="dxa" w:w="1872"/>
+            <w:tcBorders>
+              <w:left w:sz="0" w:val="nil" w:color="auto"/>
+              <w:right w:sz="0" w:val="nil" w:color="auto"/>
+              <w:top w:sz="0" w:val="nil" w:color="auto"/>
+              <w:bottom w:sz="0" w:val="nil" w:color="auto"/>
+            </w:tcBorders>
           </w:tcPr>
           <w:p>
+            <w:pPr>
+              <w:spacing w:after="40" w:before="40"/>
+            </w:pPr>
             <w:r/>
             <w:r>
               <w:rPr>
@@ -606,8 +937,17 @@
         <w:tc>
           <w:tcPr>
             <w:tcW w:type="dxa" w:w="1872"/>
+            <w:tcBorders>
+              <w:left w:sz="0" w:val="nil" w:color="auto"/>
+              <w:right w:sz="0" w:val="nil" w:color="auto"/>
+              <w:top w:sz="0" w:val="nil" w:color="auto"/>
+              <w:bottom w:sz="0" w:val="nil" w:color="auto"/>
+            </w:tcBorders>
           </w:tcPr>
           <w:p>
+            <w:pPr>
+              <w:spacing w:after="40" w:before="40"/>
+            </w:pPr>
             <w:r/>
             <w:r>
               <w:rPr>
@@ -621,8 +961,17 @@
         <w:tc>
           <w:tcPr>
             <w:tcW w:type="dxa" w:w="1872"/>
+            <w:tcBorders>
+              <w:left w:sz="0" w:val="nil" w:color="auto"/>
+              <w:right w:sz="0" w:val="nil" w:color="auto"/>
+              <w:top w:sz="0" w:val="nil" w:color="auto"/>
+              <w:bottom w:sz="0" w:val="nil" w:color="auto"/>
+            </w:tcBorders>
           </w:tcPr>
           <w:p>
+            <w:pPr>
+              <w:spacing w:after="40" w:before="40"/>
+            </w:pPr>
             <w:r/>
             <w:r>
               <w:rPr>
@@ -636,8 +985,17 @@
         <w:tc>
           <w:tcPr>
             <w:tcW w:type="dxa" w:w="1872"/>
+            <w:tcBorders>
+              <w:left w:sz="0" w:val="nil" w:color="auto"/>
+              <w:right w:sz="0" w:val="nil" w:color="auto"/>
+              <w:top w:sz="0" w:val="nil" w:color="auto"/>
+              <w:bottom w:sz="0" w:val="nil" w:color="auto"/>
+            </w:tcBorders>
           </w:tcPr>
           <w:p>
+            <w:pPr>
+              <w:spacing w:after="40" w:before="40"/>
+            </w:pPr>
             <w:r/>
             <w:r>
               <w:rPr>
@@ -651,8 +1009,17 @@
         <w:tc>
           <w:tcPr>
             <w:tcW w:type="dxa" w:w="1872"/>
+            <w:tcBorders>
+              <w:left w:sz="0" w:val="nil" w:color="auto"/>
+              <w:right w:sz="0" w:val="nil" w:color="auto"/>
+              <w:top w:sz="0" w:val="nil" w:color="auto"/>
+              <w:bottom w:sz="0" w:val="nil" w:color="auto"/>
+            </w:tcBorders>
           </w:tcPr>
           <w:p>
+            <w:pPr>
+              <w:spacing w:after="40" w:before="40"/>
+            </w:pPr>
             <w:r/>
             <w:r>
               <w:rPr>
@@ -668,8 +1035,17 @@
         <w:tc>
           <w:tcPr>
             <w:tcW w:type="dxa" w:w="1872"/>
+            <w:tcBorders>
+              <w:left w:sz="0" w:val="nil" w:color="auto"/>
+              <w:right w:sz="0" w:val="nil" w:color="auto"/>
+              <w:top w:sz="0" w:val="nil" w:color="auto"/>
+              <w:bottom w:sz="0" w:val="nil" w:color="auto"/>
+            </w:tcBorders>
           </w:tcPr>
           <w:p>
+            <w:pPr>
+              <w:spacing w:after="40" w:before="40"/>
+            </w:pPr>
             <w:r/>
             <w:r>
               <w:rPr>
@@ -683,8 +1059,17 @@
         <w:tc>
           <w:tcPr>
             <w:tcW w:type="dxa" w:w="1872"/>
+            <w:tcBorders>
+              <w:left w:sz="0" w:val="nil" w:color="auto"/>
+              <w:right w:sz="0" w:val="nil" w:color="auto"/>
+              <w:top w:sz="0" w:val="nil" w:color="auto"/>
+              <w:bottom w:sz="0" w:val="nil" w:color="auto"/>
+            </w:tcBorders>
           </w:tcPr>
           <w:p>
+            <w:pPr>
+              <w:spacing w:after="40" w:before="40"/>
+            </w:pPr>
             <w:r/>
             <w:r>
               <w:rPr>
@@ -698,8 +1083,17 @@
         <w:tc>
           <w:tcPr>
             <w:tcW w:type="dxa" w:w="1872"/>
+            <w:tcBorders>
+              <w:left w:sz="0" w:val="nil" w:color="auto"/>
+              <w:right w:sz="0" w:val="nil" w:color="auto"/>
+              <w:top w:sz="0" w:val="nil" w:color="auto"/>
+              <w:bottom w:sz="0" w:val="nil" w:color="auto"/>
+            </w:tcBorders>
           </w:tcPr>
           <w:p>
+            <w:pPr>
+              <w:spacing w:after="40" w:before="40"/>
+            </w:pPr>
             <w:r/>
             <w:r>
               <w:rPr>
@@ -713,8 +1107,17 @@
         <w:tc>
           <w:tcPr>
             <w:tcW w:type="dxa" w:w="1872"/>
+            <w:tcBorders>
+              <w:left w:sz="0" w:val="nil" w:color="auto"/>
+              <w:right w:sz="0" w:val="nil" w:color="auto"/>
+              <w:top w:sz="0" w:val="nil" w:color="auto"/>
+              <w:bottom w:sz="0" w:val="nil" w:color="auto"/>
+            </w:tcBorders>
           </w:tcPr>
           <w:p>
+            <w:pPr>
+              <w:spacing w:after="40" w:before="40"/>
+            </w:pPr>
             <w:r/>
             <w:r>
               <w:rPr>
@@ -728,8 +1131,17 @@
         <w:tc>
           <w:tcPr>
             <w:tcW w:type="dxa" w:w="1872"/>
+            <w:tcBorders>
+              <w:left w:sz="0" w:val="nil" w:color="auto"/>
+              <w:right w:sz="0" w:val="nil" w:color="auto"/>
+              <w:top w:sz="0" w:val="nil" w:color="auto"/>
+              <w:bottom w:sz="0" w:val="nil" w:color="auto"/>
+            </w:tcBorders>
           </w:tcPr>
           <w:p>
+            <w:pPr>
+              <w:spacing w:after="40" w:before="40"/>
+            </w:pPr>
             <w:r/>
             <w:r>
               <w:rPr>
@@ -745,8 +1157,17 @@
         <w:tc>
           <w:tcPr>
             <w:tcW w:type="dxa" w:w="1872"/>
+            <w:tcBorders>
+              <w:left w:sz="0" w:val="nil" w:color="auto"/>
+              <w:right w:sz="0" w:val="nil" w:color="auto"/>
+              <w:top w:sz="0" w:val="nil" w:color="auto"/>
+              <w:bottom w:sz="0" w:val="nil" w:color="auto"/>
+            </w:tcBorders>
           </w:tcPr>
           <w:p>
+            <w:pPr>
+              <w:spacing w:after="40" w:before="40"/>
+            </w:pPr>
             <w:r/>
             <w:r>
               <w:rPr>
@@ -760,8 +1181,17 @@
         <w:tc>
           <w:tcPr>
             <w:tcW w:type="dxa" w:w="1872"/>
+            <w:tcBorders>
+              <w:left w:sz="0" w:val="nil" w:color="auto"/>
+              <w:right w:sz="0" w:val="nil" w:color="auto"/>
+              <w:top w:sz="0" w:val="nil" w:color="auto"/>
+              <w:bottom w:sz="0" w:val="nil" w:color="auto"/>
+            </w:tcBorders>
           </w:tcPr>
           <w:p>
+            <w:pPr>
+              <w:spacing w:after="40" w:before="40"/>
+            </w:pPr>
             <w:r/>
             <w:r>
               <w:rPr>
@@ -775,8 +1205,17 @@
         <w:tc>
           <w:tcPr>
             <w:tcW w:type="dxa" w:w="1872"/>
+            <w:tcBorders>
+              <w:left w:sz="0" w:val="nil" w:color="auto"/>
+              <w:right w:sz="0" w:val="nil" w:color="auto"/>
+              <w:top w:sz="0" w:val="nil" w:color="auto"/>
+              <w:bottom w:sz="0" w:val="nil" w:color="auto"/>
+            </w:tcBorders>
           </w:tcPr>
           <w:p>
+            <w:pPr>
+              <w:spacing w:after="40" w:before="40"/>
+            </w:pPr>
             <w:r/>
             <w:r>
               <w:rPr>
@@ -790,8 +1229,17 @@
         <w:tc>
           <w:tcPr>
             <w:tcW w:type="dxa" w:w="1872"/>
+            <w:tcBorders>
+              <w:left w:sz="0" w:val="nil" w:color="auto"/>
+              <w:right w:sz="0" w:val="nil" w:color="auto"/>
+              <w:top w:sz="0" w:val="nil" w:color="auto"/>
+              <w:bottom w:sz="0" w:val="nil" w:color="auto"/>
+            </w:tcBorders>
           </w:tcPr>
           <w:p>
+            <w:pPr>
+              <w:spacing w:after="40" w:before="40"/>
+            </w:pPr>
             <w:r/>
             <w:r>
               <w:rPr>
@@ -805,8 +1253,17 @@
         <w:tc>
           <w:tcPr>
             <w:tcW w:type="dxa" w:w="1872"/>
+            <w:tcBorders>
+              <w:left w:sz="0" w:val="nil" w:color="auto"/>
+              <w:right w:sz="0" w:val="nil" w:color="auto"/>
+              <w:top w:sz="0" w:val="nil" w:color="auto"/>
+              <w:bottom w:sz="0" w:val="nil" w:color="auto"/>
+            </w:tcBorders>
           </w:tcPr>
           <w:p>
+            <w:pPr>
+              <w:spacing w:after="40" w:before="40"/>
+            </w:pPr>
             <w:r/>
             <w:r>
               <w:rPr>
@@ -822,8 +1279,17 @@
         <w:tc>
           <w:tcPr>
             <w:tcW w:type="dxa" w:w="1872"/>
+            <w:tcBorders>
+              <w:left w:sz="0" w:val="nil" w:color="auto"/>
+              <w:right w:sz="0" w:val="nil" w:color="auto"/>
+              <w:top w:sz="0" w:val="nil" w:color="auto"/>
+              <w:bottom w:sz="0" w:val="nil" w:color="auto"/>
+            </w:tcBorders>
           </w:tcPr>
           <w:p>
+            <w:pPr>
+              <w:spacing w:after="40" w:before="40"/>
+            </w:pPr>
             <w:r/>
             <w:r>
               <w:rPr>
@@ -837,8 +1303,17 @@
         <w:tc>
           <w:tcPr>
             <w:tcW w:type="dxa" w:w="1872"/>
+            <w:tcBorders>
+              <w:left w:sz="0" w:val="nil" w:color="auto"/>
+              <w:right w:sz="0" w:val="nil" w:color="auto"/>
+              <w:top w:sz="0" w:val="nil" w:color="auto"/>
+              <w:bottom w:sz="0" w:val="nil" w:color="auto"/>
+            </w:tcBorders>
           </w:tcPr>
           <w:p>
+            <w:pPr>
+              <w:spacing w:after="40" w:before="40"/>
+            </w:pPr>
             <w:r/>
             <w:r>
               <w:rPr>
@@ -852,8 +1327,17 @@
         <w:tc>
           <w:tcPr>
             <w:tcW w:type="dxa" w:w="1872"/>
+            <w:tcBorders>
+              <w:left w:sz="0" w:val="nil" w:color="auto"/>
+              <w:right w:sz="0" w:val="nil" w:color="auto"/>
+              <w:top w:sz="0" w:val="nil" w:color="auto"/>
+              <w:bottom w:sz="0" w:val="nil" w:color="auto"/>
+            </w:tcBorders>
           </w:tcPr>
           <w:p>
+            <w:pPr>
+              <w:spacing w:after="40" w:before="40"/>
+            </w:pPr>
             <w:r/>
             <w:r>
               <w:rPr>
@@ -867,8 +1351,17 @@
         <w:tc>
           <w:tcPr>
             <w:tcW w:type="dxa" w:w="1872"/>
+            <w:tcBorders>
+              <w:left w:sz="0" w:val="nil" w:color="auto"/>
+              <w:right w:sz="0" w:val="nil" w:color="auto"/>
+              <w:top w:sz="0" w:val="nil" w:color="auto"/>
+              <w:bottom w:sz="0" w:val="nil" w:color="auto"/>
+            </w:tcBorders>
           </w:tcPr>
           <w:p>
+            <w:pPr>
+              <w:spacing w:after="40" w:before="40"/>
+            </w:pPr>
             <w:r/>
             <w:r>
               <w:rPr>
@@ -882,8 +1375,17 @@
         <w:tc>
           <w:tcPr>
             <w:tcW w:type="dxa" w:w="1872"/>
+            <w:tcBorders>
+              <w:left w:sz="0" w:val="nil" w:color="auto"/>
+              <w:right w:sz="0" w:val="nil" w:color="auto"/>
+              <w:top w:sz="0" w:val="nil" w:color="auto"/>
+              <w:bottom w:sz="0" w:val="nil" w:color="auto"/>
+            </w:tcBorders>
           </w:tcPr>
           <w:p>
+            <w:pPr>
+              <w:spacing w:after="40" w:before="40"/>
+            </w:pPr>
             <w:r/>
             <w:r>
               <w:rPr>
@@ -899,8 +1401,17 @@
         <w:tc>
           <w:tcPr>
             <w:tcW w:type="dxa" w:w="1872"/>
+            <w:tcBorders>
+              <w:left w:sz="0" w:val="nil" w:color="auto"/>
+              <w:right w:sz="0" w:val="nil" w:color="auto"/>
+              <w:top w:sz="0" w:val="nil" w:color="auto"/>
+              <w:bottom w:sz="12" w:val="single" w:color="000000"/>
+            </w:tcBorders>
           </w:tcPr>
           <w:p>
+            <w:pPr>
+              <w:spacing w:after="40" w:before="40"/>
+            </w:pPr>
             <w:r/>
             <w:r>
               <w:rPr>
@@ -914,8 +1425,17 @@
         <w:tc>
           <w:tcPr>
             <w:tcW w:type="dxa" w:w="1872"/>
+            <w:tcBorders>
+              <w:left w:sz="0" w:val="nil" w:color="auto"/>
+              <w:right w:sz="0" w:val="nil" w:color="auto"/>
+              <w:top w:sz="0" w:val="nil" w:color="auto"/>
+              <w:bottom w:sz="12" w:val="single" w:color="000000"/>
+            </w:tcBorders>
           </w:tcPr>
           <w:p>
+            <w:pPr>
+              <w:spacing w:after="40" w:before="40"/>
+            </w:pPr>
             <w:r/>
             <w:r>
               <w:rPr>
@@ -929,8 +1449,17 @@
         <w:tc>
           <w:tcPr>
             <w:tcW w:type="dxa" w:w="1872"/>
+            <w:tcBorders>
+              <w:left w:sz="0" w:val="nil" w:color="auto"/>
+              <w:right w:sz="0" w:val="nil" w:color="auto"/>
+              <w:top w:sz="0" w:val="nil" w:color="auto"/>
+              <w:bottom w:sz="12" w:val="single" w:color="000000"/>
+            </w:tcBorders>
           </w:tcPr>
           <w:p>
+            <w:pPr>
+              <w:spacing w:after="40" w:before="40"/>
+            </w:pPr>
             <w:r/>
             <w:r>
               <w:rPr>
@@ -944,8 +1473,17 @@
         <w:tc>
           <w:tcPr>
             <w:tcW w:type="dxa" w:w="1872"/>
+            <w:tcBorders>
+              <w:left w:sz="0" w:val="nil" w:color="auto"/>
+              <w:right w:sz="0" w:val="nil" w:color="auto"/>
+              <w:top w:sz="0" w:val="nil" w:color="auto"/>
+              <w:bottom w:sz="12" w:val="single" w:color="000000"/>
+            </w:tcBorders>
           </w:tcPr>
           <w:p>
+            <w:pPr>
+              <w:spacing w:after="40" w:before="40"/>
+            </w:pPr>
             <w:r/>
             <w:r>
               <w:rPr>
@@ -959,8 +1497,17 @@
         <w:tc>
           <w:tcPr>
             <w:tcW w:type="dxa" w:w="1872"/>
+            <w:tcBorders>
+              <w:left w:sz="0" w:val="nil" w:color="auto"/>
+              <w:right w:sz="0" w:val="nil" w:color="auto"/>
+              <w:top w:sz="0" w:val="nil" w:color="auto"/>
+              <w:bottom w:sz="12" w:val="single" w:color="000000"/>
+            </w:tcBorders>
           </w:tcPr>
           <w:p>
+            <w:pPr>
+              <w:spacing w:after="40" w:before="40"/>
+            </w:pPr>
             <w:r/>
             <w:r>
               <w:rPr>
